--- a/metadata.json.docx
+++ b/metadata.json.docx
@@ -1,204 +1,16 @@
 
 <file path=word/document.xml><?xml version="1.0" encoding="utf-8"?>
-<w:document xmlns:wpc="http://schemas.microsoft.com/office/word/2010/wordprocessingCanvas" xmlns:cx="http://schemas.microsoft.com/office/drawing/2014/chartex" xmlns:cx1="http://schemas.microsoft.com/office/drawing/2015/9/8/chartex" xmlns:cx2="http://schemas.microsoft.com/office/drawing/2015/10/21/chartex" xmlns:cx3="http://schemas.microsoft.com/office/drawing/2016/5/9/chartex" xmlns:cx4="http://schemas.microsoft.com/office/drawing/2016/5/10/chartex" xmlns:cx5="http://schemas.microsoft.com/office/drawing/2016/5/11/chartex" xmlns:cx6="http://schemas.microsoft.com/office/drawing/2016/5/12/chartex" xmlns:cx7="http://schemas.microsoft.com/office/drawing/2016/5/13/chartex" xmlns:cx8="http://schemas.microsoft.com/office/drawing/2016/5/14/chartex" xmlns:mc="http://schemas.openxmlformats.org/markup-compatibility/2006" xmlns:aink="http://schemas.microsoft.com/office/drawing/2016/ink" xmlns:am3d="http://schemas.microsoft.com/office/drawing/2017/model3d" xmlns:o="urn:schemas-microsoft-com:office:office" xmlns:r="http://schemas.openxmlformats.org/officeDocument/2006/relationships" xmlns:m="http://schemas.openxmlformats.org/officeDocument/2006/math" xmlns:v="urn:schemas-microsoft-com:vml" xmlns:wp14="http://schemas.microsoft.com/office/word/2010/wordprocessingDrawing" xmlns:wp="http://schemas.openxmlformats.org/drawingml/2006/wordprocessingDrawing" xmlns:w10="urn:schemas-microsoft-com:office:word" xmlns:w="http://schemas.openxmlformats.org/wordprocessingml/2006/main" xmlns:w14="http://schemas.microsoft.com/office/word/2010/wordml" xmlns:w15="http://schemas.microsoft.com/office/word/2012/wordml" xmlns:w16cid="http://schemas.microsoft.com/office/word/2016/wordml/cid" xmlns:w16se="http://schemas.microsoft.com/office/word/2015/wordml/symex" xmlns:wpg="http://schemas.microsoft.com/office/word/2010/wordprocessingGroup" xmlns:wpi="http://schemas.microsoft.com/office/word/2010/wordprocessingInk" xmlns:wne="http://schemas.microsoft.com/office/word/2006/wordml" xmlns:wps="http://schemas.microsoft.com/office/word/2010/wordprocessingShape" mc:Ignorable="w14 w15 w16se w16cid wp14">
+<w:document xmlns:wpc="http://schemas.microsoft.com/office/word/2010/wordprocessingCanvas" xmlns:cx="http://schemas.microsoft.com/office/drawing/2014/chartex" xmlns:cx1="http://schemas.microsoft.com/office/drawing/2015/9/8/chartex" xmlns:cx2="http://schemas.microsoft.com/office/drawing/2015/10/21/chartex" xmlns:cx3="http://schemas.microsoft.com/office/drawing/2016/5/9/chartex" xmlns:cx4="http://schemas.microsoft.com/office/drawing/2016/5/10/chartex" xmlns:cx5="http://schemas.microsoft.com/office/drawing/2016/5/11/chartex" xmlns:cx6="http://schemas.microsoft.com/office/drawing/2016/5/12/chartex" xmlns:cx7="http://schemas.microsoft.com/office/drawing/2016/5/13/chartex" xmlns:cx8="http://schemas.microsoft.com/office/drawing/2016/5/14/chartex" xmlns:mc="http://schemas.openxmlformats.org/markup-compatibility/2006" xmlns:aink="http://schemas.microsoft.com/office/drawing/2016/ink" xmlns:am3d="http://schemas.microsoft.com/office/drawing/2017/model3d" xmlns:o="urn:schemas-microsoft-com:office:office" xmlns:r="http://schemas.openxmlformats.org/officeDocument/2006/relationships" xmlns:m="http://schemas.openxmlformats.org/officeDocument/2006/math" xmlns:v="urn:schemas-microsoft-com:vml" xmlns:wp14="http://schemas.microsoft.com/office/word/2010/wordprocessingDrawing" xmlns:wp="http://schemas.openxmlformats.org/drawingml/2006/wordprocessingDrawing" xmlns:w10="urn:schemas-microsoft-com:office:word" xmlns:w="http://schemas.openxmlformats.org/wordprocessingml/2006/main" xmlns:w14="http://schemas.microsoft.com/office/word/2010/wordml" xmlns:w15="http://schemas.microsoft.com/office/word/2012/wordml" xmlns:w16cex="http://schemas.microsoft.com/office/word/2018/wordml/cex" xmlns:w16cid="http://schemas.microsoft.com/office/word/2016/wordml/cid" xmlns:w16="http://schemas.microsoft.com/office/word/2018/wordml" xmlns:w16se="http://schemas.microsoft.com/office/word/2015/wordml/symex" xmlns:wpg="http://schemas.microsoft.com/office/word/2010/wordprocessingGroup" xmlns:wpi="http://schemas.microsoft.com/office/word/2010/wordprocessingInk" xmlns:wne="http://schemas.microsoft.com/office/word/2006/wordml" xmlns:wps="http://schemas.microsoft.com/office/word/2010/wordprocessingShape" mc:Ignorable="w14 w15 w16se w16cid w16 w16cex wp14">
   <w:body>
     <w:p>
       <w:pPr>
         <w:pStyle w:val="PlainText"/>
-        <w:rPr>
-          <w:rFonts w:ascii="Courier New" w:hAnsi="Courier New" w:cs="Courier New"/>
-        </w:rPr>
       </w:pPr>
       <w:r>
-        <w:rPr>
-          <w:rFonts w:ascii="Courier New" w:hAnsi="Courier New" w:cs="Courier New"/>
-        </w:rPr>
-        <w:t>{</w:t>
-      </w:r>
-    </w:p>
-    <w:p>
-      <w:pPr>
-        <w:pStyle w:val="PlainText"/>
-        <w:rPr>
-          <w:rFonts w:ascii="Courier New" w:hAnsi="Courier New" w:cs="Courier New"/>
-        </w:rPr>
-      </w:pPr>
-      <w:r>
-        <w:rPr>
-          <w:rFonts w:ascii="Courier New" w:hAnsi="Courier New" w:cs="Courier New"/>
-        </w:rPr>
-        <w:t xml:space="preserve">  "name": "Air Investment Token",</w:t>
-      </w:r>
-    </w:p>
-    <w:p>
-      <w:pPr>
-        <w:pStyle w:val="PlainText"/>
-        <w:rPr>
-          <w:rFonts w:ascii="Courier New" w:hAnsi="Courier New" w:cs="Courier New"/>
-        </w:rPr>
-      </w:pPr>
-      <w:r>
-        <w:rPr>
-          <w:rFonts w:ascii="Courier New" w:hAnsi="Courier New" w:cs="Courier New"/>
-        </w:rPr>
-        <w:t xml:space="preserve">  "symbol": "AIRI",</w:t>
-      </w:r>
-    </w:p>
-    <w:p>
-      <w:pPr>
-        <w:pStyle w:val="PlainText"/>
-        <w:rPr>
-          <w:rFonts w:ascii="Courier New" w:hAnsi="Courier New" w:cs="Courier New"/>
-        </w:rPr>
-      </w:pPr>
-      <w:r>
-        <w:rPr>
-          <w:rFonts w:ascii="Courier New" w:hAnsi="Courier New" w:cs="Courier New"/>
-        </w:rPr>
-        <w:t xml:space="preserve">  "description": "$AIRI is the native utility token powering the Air Investment ecosystem on Solana. Designed for the modern investor, it enables seamless program integrations, automated vault distrib</w:t>
-      </w:r>
-      <w:r>
-        <w:rPr>
-          <w:rFonts w:ascii="Courier New" w:hAnsi="Courier New" w:cs="Courier New"/>
-        </w:rPr>
-        <w:t>ution, and secure on-chain asset management. Invest in the future of decentralized finance.",</w:t>
-      </w:r>
-    </w:p>
-    <w:p>
-      <w:pPr>
-        <w:pStyle w:val="PlainText"/>
-        <w:rPr>
-          <w:rFonts w:ascii="Courier New" w:hAnsi="Courier New" w:cs="Courier New"/>
-        </w:rPr>
-      </w:pPr>
-      <w:r>
-        <w:rPr>
-          <w:rFonts w:ascii="Courier New" w:hAnsi="Courier New" w:cs="Courier New"/>
-        </w:rPr>
-        <w:t xml:space="preserve">  "image": "TEMP_URL",</w:t>
-      </w:r>
-    </w:p>
-    <w:p>
-      <w:pPr>
-        <w:pStyle w:val="PlainText"/>
-        <w:rPr>
-          <w:rFonts w:ascii="Courier New" w:hAnsi="Courier New" w:cs="Courier New"/>
-        </w:rPr>
-      </w:pPr>
-      <w:r>
-        <w:rPr>
-          <w:rFonts w:ascii="Courier New" w:hAnsi="Courier New" w:cs="Courier New"/>
-        </w:rPr>
-        <w:t xml:space="preserve">  "extensions": {</w:t>
-      </w:r>
-    </w:p>
-    <w:p>
-      <w:pPr>
-        <w:pStyle w:val="PlainText"/>
-        <w:rPr>
-          <w:rFonts w:ascii="Courier New" w:hAnsi="Courier New" w:cs="Courier New"/>
-        </w:rPr>
-      </w:pPr>
-      <w:r>
-        <w:rPr>
-          <w:rFonts w:ascii="Courier New" w:hAnsi="Courier New" w:cs="Courier New"/>
-        </w:rPr>
-        <w:t xml:space="preserve">    "website": "https://</w:t>
-      </w:r>
-      <w:r>
-        <w:rPr>
-          <w:rFonts w:ascii="Courier New" w:hAnsi="Courier New" w:cs="Courier New"/>
-        </w:rPr>
-        <w:t>airinvest0r</w:t>
-      </w:r>
-      <w:r>
-        <w:rPr>
-          <w:rFonts w:ascii="Courier New" w:hAnsi="Courier New" w:cs="Courier New"/>
-        </w:rPr>
-        <w:t>.com",</w:t>
-      </w:r>
-    </w:p>
-    <w:p>
-      <w:pPr>
-        <w:pStyle w:val="PlainText"/>
-        <w:rPr>
-          <w:rFonts w:ascii="Courier New" w:hAnsi="Courier New" w:cs="Courier New"/>
-        </w:rPr>
-      </w:pPr>
-      <w:r>
-        <w:rPr>
-          <w:rFonts w:ascii="Courier New" w:hAnsi="Courier New" w:cs="Courier New"/>
-        </w:rPr>
-        <w:t xml:space="preserve">    "</w:t>
-      </w:r>
-      <w:proofErr w:type="spellStart"/>
-      <w:r>
-        <w:rPr>
-          <w:rFonts w:ascii="Courier New" w:hAnsi="Courier New" w:cs="Courier New"/>
-        </w:rPr>
-        <w:t>github</w:t>
-      </w:r>
-      <w:proofErr w:type="spellEnd"/>
-      <w:r>
-        <w:rPr>
-          <w:rFonts w:ascii="Courier New" w:hAnsi="Courier New" w:cs="Courier New"/>
-        </w:rPr>
-        <w:t>": "https://github.com/</w:t>
-      </w:r>
-      <w:r>
-        <w:rPr>
-          <w:rFonts w:ascii="Courier New" w:hAnsi="Courier New" w:cs="Courier New"/>
-        </w:rPr>
-        <w:t xml:space="preserve"> </w:t>
-      </w:r>
-      <w:r>
-        <w:rPr>
-          <w:rFonts w:ascii="Courier New" w:hAnsi="Courier New" w:cs="Courier New"/>
-        </w:rPr>
-        <w:t>airinvest0r</w:t>
-      </w:r>
-      <w:r>
-        <w:rPr>
-          <w:rFonts w:ascii="Courier New" w:hAnsi="Courier New" w:cs="Courier New"/>
-        </w:rPr>
-        <w:t xml:space="preserve"> </w:t>
+        <w:t>Metadata and image assets for the Air Investment Token ($AIRI) on Solana.</w:t>
       </w:r>
       <w:bookmarkStart w:id="0" w:name="_GoBack"/>
       <w:bookmarkEnd w:id="0"/>
-      <w:r>
-        <w:rPr>
-          <w:rFonts w:ascii="Courier New" w:hAnsi="Courier New" w:cs="Courier New"/>
-        </w:rPr>
-        <w:t>/your-repo"</w:t>
-      </w:r>
-    </w:p>
-    <w:p>
-      <w:pPr>
-        <w:pStyle w:val="PlainText"/>
-        <w:rPr>
-          <w:rFonts w:ascii="Courier New" w:hAnsi="Courier New" w:cs="Courier New"/>
-        </w:rPr>
-      </w:pPr>
-      <w:r>
-        <w:rPr>
-          <w:rFonts w:ascii="Courier New" w:hAnsi="Courier New" w:cs="Courier New"/>
-        </w:rPr>
-        <w:t xml:space="preserve">  }</w:t>
-      </w:r>
-    </w:p>
-    <w:p>
-      <w:pPr>
-        <w:pStyle w:val="PlainText"/>
-        <w:rPr>
-          <w:rFonts w:ascii="Courier New" w:hAnsi="Courier New" w:cs="Courier New"/>
-        </w:rPr>
-      </w:pPr>
-      <w:r>
-        <w:rPr>
-          <w:rFonts w:ascii="Courier New" w:hAnsi="Courier New" w:cs="Courier New"/>
-        </w:rPr>
-        <w:t>}</w:t>
-      </w:r>
     </w:p>
     <w:sectPr>
       <w:pgSz w:w="12240" w:h="15840"/>
@@ -211,7 +23,7 @@
 </file>
 
 <file path=word/styles.xml><?xml version="1.0" encoding="utf-8"?>
-<w:styles xmlns:mc="http://schemas.openxmlformats.org/markup-compatibility/2006" xmlns:r="http://schemas.openxmlformats.org/officeDocument/2006/relationships" xmlns:w="http://schemas.openxmlformats.org/wordprocessingml/2006/main" xmlns:w14="http://schemas.microsoft.com/office/word/2010/wordml" xmlns:w15="http://schemas.microsoft.com/office/word/2012/wordml" xmlns:w16cid="http://schemas.microsoft.com/office/word/2016/wordml/cid" xmlns:w16se="http://schemas.microsoft.com/office/word/2015/wordml/symex" mc:Ignorable="w14 w15 w16se w16cid">
+<w:styles xmlns:mc="http://schemas.openxmlformats.org/markup-compatibility/2006" xmlns:r="http://schemas.openxmlformats.org/officeDocument/2006/relationships" xmlns:w="http://schemas.openxmlformats.org/wordprocessingml/2006/main" xmlns:w14="http://schemas.microsoft.com/office/word/2010/wordml" xmlns:w15="http://schemas.microsoft.com/office/word/2012/wordml" xmlns:w16cex="http://schemas.microsoft.com/office/word/2018/wordml/cex" xmlns:w16cid="http://schemas.microsoft.com/office/word/2016/wordml/cid" xmlns:w16="http://schemas.microsoft.com/office/word/2018/wordml" xmlns:w16se="http://schemas.microsoft.com/office/word/2015/wordml/symex" mc:Ignorable="w14 w15 w16se w16cid w16 w16cex">
   <w:docDefaults>
     <w:rPrDefault>
       <w:rPr>
@@ -333,6 +145,7 @@
     <w:lsdException w:name="HTML Sample" w:semiHidden="1" w:unhideWhenUsed="1"/>
     <w:lsdException w:name="HTML Typewriter" w:semiHidden="1" w:unhideWhenUsed="1"/>
     <w:lsdException w:name="HTML Variable" w:semiHidden="1" w:unhideWhenUsed="1"/>
+    <w:lsdException w:name="Normal Table" w:semiHidden="1" w:unhideWhenUsed="1"/>
     <w:lsdException w:name="annotation subject" w:semiHidden="1" w:unhideWhenUsed="1"/>
     <w:lsdException w:name="No List" w:semiHidden="1" w:unhideWhenUsed="1"/>
     <w:lsdException w:name="Outline List 1" w:semiHidden="1" w:unhideWhenUsed="1"/>
@@ -375,8 +188,11 @@
     <w:lsdException w:name="Table Contemporary" w:semiHidden="1" w:unhideWhenUsed="1"/>
     <w:lsdException w:name="Table Elegant" w:semiHidden="1" w:unhideWhenUsed="1"/>
     <w:lsdException w:name="Table Professional" w:semiHidden="1" w:unhideWhenUsed="1"/>
+    <w:lsdException w:name="Table Subtle 1" w:semiHidden="1" w:unhideWhenUsed="1"/>
     <w:lsdException w:name="Table Subtle 2" w:semiHidden="1" w:unhideWhenUsed="1"/>
     <w:lsdException w:name="Table Web 1" w:semiHidden="1" w:unhideWhenUsed="1"/>
+    <w:lsdException w:name="Table Web 2" w:semiHidden="1" w:unhideWhenUsed="1"/>
+    <w:lsdException w:name="Table Web 3" w:semiHidden="1" w:unhideWhenUsed="1"/>
     <w:lsdException w:name="Balloon Text" w:semiHidden="1" w:unhideWhenUsed="1"/>
     <w:lsdException w:name="Table Grid" w:uiPriority="39"/>
     <w:lsdException w:name="Table Theme" w:semiHidden="1" w:unhideWhenUsed="1"/>
@@ -608,7 +424,6 @@
   <w:style w:type="character" w:default="1" w:styleId="DefaultParagraphFont">
     <w:name w:val="Default Paragraph Font"/>
     <w:uiPriority w:val="1"/>
-    <w:semiHidden/>
     <w:unhideWhenUsed/>
   </w:style>
   <w:style w:type="table" w:default="1" w:styleId="TableNormal">
